--- a/Design Pattern/FE-Pattern.docx
+++ b/Design Pattern/FE-Pattern.docx
@@ -18,7 +18,25 @@
           <w:sz w:val="40"/>
           <w:szCs w:val="40"/>
         </w:rPr>
-        <w:t>Composite Patter:</w:t>
+        <w:t>Composite Patter</w:t>
+      </w:r>
+      <w:r>
+        <w:rPr>
+          <w:b/>
+          <w:bCs/>
+          <w:sz w:val="40"/>
+          <w:szCs w:val="40"/>
+        </w:rPr>
+        <w:t>n</w:t>
+      </w:r>
+      <w:r>
+        <w:rPr>
+          <w:b/>
+          <w:bCs/>
+          <w:sz w:val="40"/>
+          <w:szCs w:val="40"/>
+        </w:rPr>
+        <w:t>:</w:t>
       </w:r>
     </w:p>
     <w:p>
@@ -81,7 +99,6 @@
     </w:p>
     <w:p/>
     <w:p>
-      <w:proofErr w:type="spellStart"/>
       <w:proofErr w:type="gramStart"/>
       <w:r>
         <w:t>L</w:t>
@@ -89,7 +106,6 @@
       <w:r>
         <w:t>ets</w:t>
       </w:r>
-      <w:proofErr w:type="spellEnd"/>
       <w:proofErr w:type="gramEnd"/>
       <w:r>
         <w:t xml:space="preserve"> you compose objects into tree structures and then work with these structures as if they were individual objects.</w:t>
@@ -235,12 +251,10 @@
     <w:p/>
     <w:p/>
     <w:p>
-      <w:proofErr w:type="spellStart"/>
       <w:proofErr w:type="gramStart"/>
       <w:r>
         <w:t>lets</w:t>
       </w:r>
-      <w:proofErr w:type="spellEnd"/>
       <w:proofErr w:type="gramEnd"/>
       <w:r>
         <w:t xml:space="preserve"> you attach new behaviors to objects by placing these objects inside special wrapper objects that contain the behaviors.</w:t>
@@ -402,15 +416,7 @@
     </w:p>
     <w:p>
       <w:r>
-        <w:t xml:space="preserve">The Factory Pattern provides an interface for creating </w:t>
-      </w:r>
-      <w:proofErr w:type="gramStart"/>
-      <w:r>
-        <w:t>objects, but</w:t>
-      </w:r>
-      <w:proofErr w:type="gramEnd"/>
-      <w:r>
-        <w:t xml:space="preserve"> allows subclasses to alter the type of objects that will be created.</w:t>
+        <w:t>The Factory Pattern provides an interface for creating objects, but allows subclasses to alter the type of objects that will be created.</w:t>
       </w:r>
     </w:p>
     <w:p/>
@@ -462,15 +468,7 @@
         </w:numPr>
       </w:pPr>
       <w:r>
-        <w:t xml:space="preserve">Abstracting the creation of objects with </w:t>
-      </w:r>
-      <w:proofErr w:type="gramStart"/>
-      <w:r>
-        <w:t>shared</w:t>
-      </w:r>
-      <w:proofErr w:type="gramEnd"/>
-      <w:r>
-        <w:t xml:space="preserve"> interface.</w:t>
+        <w:t>Abstracting the creation of objects with shared interface.</w:t>
       </w:r>
     </w:p>
     <w:p>
@@ -603,15 +601,7 @@
       </w:r>
       <w:proofErr w:type="gramEnd"/>
       <w:r>
-        <w:t xml:space="preserve"> organization, </w:t>
-      </w:r>
-      <w:proofErr w:type="gramStart"/>
-      <w:r>
-        <w:t>similar to</w:t>
-      </w:r>
-      <w:proofErr w:type="gramEnd"/>
-      <w:r>
-        <w:t xml:space="preserve"> namespaces.</w:t>
+        <w:t xml:space="preserve"> organization, similar to namespaces.</w:t>
       </w:r>
     </w:p>
     <w:p/>
@@ -883,20 +873,7 @@
         </w:numPr>
       </w:pPr>
       <w:r>
-        <w:t xml:space="preserve">Implementing event systems (like </w:t>
-      </w:r>
-      <w:proofErr w:type="gramStart"/>
-      <w:r>
-        <w:t xml:space="preserve">the </w:t>
-      </w:r>
-      <w:proofErr w:type="spellStart"/>
-      <w:r>
-        <w:t>EventEmitter</w:t>
-      </w:r>
-      <w:proofErr w:type="spellEnd"/>
-      <w:proofErr w:type="gramEnd"/>
-      <w:r>
-        <w:t>).</w:t>
+        <w:t>Implementing event systems (like the EventEmitter).</w:t>
       </w:r>
     </w:p>
     <w:p>
@@ -908,15 +885,7 @@
         </w:numPr>
       </w:pPr>
       <w:r>
-        <w:t xml:space="preserve">State management libraries (e.g., Redux, </w:t>
-      </w:r>
-      <w:proofErr w:type="spellStart"/>
-      <w:r>
-        <w:t>Zustand</w:t>
-      </w:r>
-      <w:proofErr w:type="spellEnd"/>
-      <w:r>
-        <w:t>) to reactively update UI components.</w:t>
+        <w:t>State management libraries (e.g., Redux, Zustand) to reactively update UI components.</w:t>
       </w:r>
     </w:p>
     <w:p>
@@ -1072,15 +1041,7 @@
         </w:numPr>
       </w:pPr>
       <w:r>
-        <w:t xml:space="preserve">Intercepting requests/responses (e.g., logging, </w:t>
-      </w:r>
-      <w:proofErr w:type="gramStart"/>
-      <w:r>
-        <w:t>caching</w:t>
-      </w:r>
-      <w:proofErr w:type="gramEnd"/>
-      <w:r>
-        <w:t>, or modifying network requests).</w:t>
+        <w:t>Intercepting requests/responses (e.g., logging, caching, or modifying network requests).</w:t>
       </w:r>
     </w:p>
     <w:p>
@@ -1307,23 +1268,7 @@
         </w:numPr>
       </w:pPr>
       <w:r>
-        <w:t>Handling browser storage (</w:t>
-      </w:r>
-      <w:proofErr w:type="spellStart"/>
-      <w:r>
-        <w:t>localStorage</w:t>
-      </w:r>
-      <w:proofErr w:type="spellEnd"/>
-      <w:r>
-        <w:t xml:space="preserve">, </w:t>
-      </w:r>
-      <w:proofErr w:type="spellStart"/>
-      <w:r>
-        <w:t>sessionStorage</w:t>
-      </w:r>
-      <w:proofErr w:type="spellEnd"/>
-      <w:r>
-        <w:t>) through a single access point.</w:t>
+        <w:t>Handling browser storage (localStorage, sessionStorage) through a single access point.</w:t>
       </w:r>
     </w:p>
     <w:p>
@@ -2919,6 +2864,7 @@
   <w:style w:type="character" w:default="1" w:styleId="DefaultParagraphFont">
     <w:name w:val="Default Paragraph Font"/>
     <w:uiPriority w:val="1"/>
+    <w:semiHidden/>
     <w:unhideWhenUsed/>
   </w:style>
   <w:style w:type="table" w:default="1" w:styleId="TableNormal">
@@ -3199,6 +3145,15 @@
 </file>
 
 <file path=customXml/item1.xml><?xml version="1.0" encoding="utf-8"?>
+<?mso-contentType ?>
+<FormTemplates xmlns="http://schemas.microsoft.com/sharepoint/v3/contenttype/forms">
+  <Display>DocumentLibraryForm</Display>
+  <Edit>DocumentLibraryForm</Edit>
+  <New>DocumentLibraryForm</New>
+</FormTemplates>
+</file>
+
+<file path=customXml/item2.xml><?xml version="1.0" encoding="utf-8"?>
 <ct:contentTypeSchema xmlns:ct="http://schemas.microsoft.com/office/2006/metadata/contentType" xmlns:ma="http://schemas.microsoft.com/office/2006/metadata/properties/metaAttributes" ct:_="" ma:_="" ma:contentTypeName="Dokument" ma:contentTypeID="0x010100EA96B0B5DF0A6543A9BBFEBB2BB3A310" ma:contentTypeVersion="12" ma:contentTypeDescription="Ein neues Dokument erstellen." ma:contentTypeScope="" ma:versionID="058168ed4f0aa43b246470d4acb659e8">
   <xsd:schema xmlns:xsd="http://www.w3.org/2001/XMLSchema" xmlns:xs="http://www.w3.org/2001/XMLSchema" xmlns:p="http://schemas.microsoft.com/office/2006/metadata/properties" xmlns:ns3="f25d96cf-e7b5-4d85-be83-ad011c8d2f3e" targetNamespace="http://schemas.microsoft.com/office/2006/metadata/properties" ma:root="true" ma:fieldsID="31ea4fb6625853c5352079ea7c446ae5" ns3:_="">
     <xsd:import namespace="f25d96cf-e7b5-4d85-be83-ad011c8d2f3e"/>
@@ -3392,15 +3347,6 @@
 </ct:contentTypeSchema>
 </file>
 
-<file path=customXml/item2.xml><?xml version="1.0" encoding="utf-8"?>
-<?mso-contentType ?>
-<FormTemplates xmlns="http://schemas.microsoft.com/sharepoint/v3/contenttype/forms">
-  <Display>DocumentLibraryForm</Display>
-  <Edit>DocumentLibraryForm</Edit>
-  <New>DocumentLibraryForm</New>
-</FormTemplates>
-</file>
-
 <file path=customXml/item3.xml><?xml version="1.0" encoding="utf-8"?>
 <p:properties xmlns:p="http://schemas.microsoft.com/office/2006/metadata/properties" xmlns:xsi="http://www.w3.org/2001/XMLSchema-instance" xmlns:pc="http://schemas.microsoft.com/office/infopath/2007/PartnerControls">
   <documentManagement>
@@ -3410,6 +3356,14 @@
 </file>
 
 <file path=customXml/itemProps1.xml><?xml version="1.0" encoding="utf-8"?>
+<ds:datastoreItem xmlns:ds="http://schemas.openxmlformats.org/officeDocument/2006/customXml" ds:itemID="{768D4E9B-F6CC-44BD-A3C5-6C0B28B821ED}">
+  <ds:schemaRefs>
+    <ds:schemaRef ds:uri="http://schemas.microsoft.com/sharepoint/v3/contenttype/forms"/>
+  </ds:schemaRefs>
+</ds:datastoreItem>
+</file>
+
+<file path=customXml/itemProps2.xml><?xml version="1.0" encoding="utf-8"?>
 <ds:datastoreItem xmlns:ds="http://schemas.openxmlformats.org/officeDocument/2006/customXml" ds:itemID="{739AAF34-FC0B-4E74-9F8A-0F83497454E3}">
   <ds:schemaRefs>
     <ds:schemaRef ds:uri="http://schemas.microsoft.com/office/2006/metadata/contentType"/>
@@ -3427,26 +3381,12 @@
 </ds:datastoreItem>
 </file>
 
-<file path=customXml/itemProps2.xml><?xml version="1.0" encoding="utf-8"?>
-<ds:datastoreItem xmlns:ds="http://schemas.openxmlformats.org/officeDocument/2006/customXml" ds:itemID="{768D4E9B-F6CC-44BD-A3C5-6C0B28B821ED}">
-  <ds:schemaRefs>
-    <ds:schemaRef ds:uri="http://schemas.microsoft.com/sharepoint/v3/contenttype/forms"/>
-  </ds:schemaRefs>
-</ds:datastoreItem>
-</file>
-
 <file path=customXml/itemProps3.xml><?xml version="1.0" encoding="utf-8"?>
 <ds:datastoreItem xmlns:ds="http://schemas.openxmlformats.org/officeDocument/2006/customXml" ds:itemID="{68815BAB-B226-4061-B26B-C5A30C5DDE8E}">
   <ds:schemaRefs>
+    <ds:schemaRef ds:uri="http://schemas.microsoft.com/office/2006/metadata/properties"/>
+    <ds:schemaRef ds:uri="http://schemas.microsoft.com/office/infopath/2007/PartnerControls"/>
     <ds:schemaRef ds:uri="f25d96cf-e7b5-4d85-be83-ad011c8d2f3e"/>
-    <ds:schemaRef ds:uri="http://schemas.microsoft.com/office/infopath/2007/PartnerControls"/>
-    <ds:schemaRef ds:uri="http://www.w3.org/XML/1998/namespace"/>
-    <ds:schemaRef ds:uri="http://schemas.microsoft.com/office/2006/metadata/properties"/>
-    <ds:schemaRef ds:uri="http://schemas.openxmlformats.org/package/2006/metadata/core-properties"/>
-    <ds:schemaRef ds:uri="http://schemas.microsoft.com/office/2006/documentManagement/types"/>
-    <ds:schemaRef ds:uri="http://purl.org/dc/dcmitype/"/>
-    <ds:schemaRef ds:uri="http://purl.org/dc/terms/"/>
-    <ds:schemaRef ds:uri="http://purl.org/dc/elements/1.1/"/>
   </ds:schemaRefs>
 </ds:datastoreItem>
 </file>